--- a/corpus/synthetic/field-display__004.docx
+++ b/corpus/synthetic/field-display__004.docx
@@ -4,53 +4,85 @@
   <w:body>
     <w:p>
       <w:pPr>
-        <w:jc w:val="left"/>
-        <w:rPr>
-          <w:rFonts w:ascii="宋体" w:eastAsia="宋体"/>
-          <w:sz w:val="24"/>
-        </w:rPr>
+        <w:pStyle w:val="TOC1"/>
+        <w:tabs>
+          <w:tab w:val="right" w:leader="hyphen" w:pos="9350"/>
+        </w:tabs>
       </w:pPr>
       <w:r>
-        <w:rPr>
-          <w:rFonts w:ascii="宋体" w:eastAsia="宋体"/>
-          <w:sz w:val="24"/>
-        </w:rPr>
-        <w:t>阶走到河</w:t>
+        <w:t>Title</w:t>
       </w:r>
       <w:r>
-        <w:rPr>
-          <w:rFonts w:ascii="宋体" w:eastAsia="宋体"/>
-          <w:sz w:val="24"/>
-        </w:rPr>
-        <w:t xml:space="preserve">     </w:t>
+        <w:tab/>
       </w:r>
       <w:r>
-        <w:rPr>
-          <w:rFonts w:ascii="宋体" w:eastAsia="宋体"/>
-          <w:sz w:val="24"/>
-        </w:rPr>
-        <w:fldChar w:fldCharType="begin"/>
+        <w:t>3</w:t>
+      </w:r>
+    </w:p>
+    <w:p>
+      <w:pPr>
+        <w:pStyle w:val="TOC1"/>
+        <w:tabs>
+          <w:tab w:val="right" w:pos="9350"/>
+        </w:tabs>
+      </w:pPr>
+      <w:r>
+        <w:t>Title</w:t>
       </w:r>
       <w:r>
-        <w:rPr>
-          <w:rFonts w:ascii="宋体" w:eastAsia="宋体"/>
-          <w:sz w:val="24"/>
-        </w:rPr>
-        <w:instrText xml:space="preserve"> INCLUDEPICTURE "/tmp/x.jpeg" \* MERGEFORMATINET </w:instrText>
+        <w:tab/>
       </w:r>
       <w:r>
-        <w:rPr>
-          <w:rFonts w:ascii="宋体" w:eastAsia="宋体"/>
-          <w:sz w:val="24"/>
-        </w:rPr>
-        <w:fldChar w:fldCharType="end"/>
+        <w:t>3</w:t>
+      </w:r>
+    </w:p>
+    <w:p>
+      <w:pPr>
+        <w:pStyle w:val="TOC1"/>
+        <w:tabs>
+          <w:tab w:val="left" w:pos="720"/>
+        </w:tabs>
+      </w:pPr>
+      <w:r>
+        <w:t>Title</w:t>
       </w:r>
       <w:r>
-        <w:rPr>
-          <w:rFonts w:ascii="宋体" w:eastAsia="宋体"/>
-          <w:sz w:val="24"/>
-        </w:rPr>
-        <w:t>岸边</w:t>
+        <w:tab/>
+      </w:r>
+      <w:r>
+        <w:t>3</w:t>
+      </w:r>
+    </w:p>
+    <w:p>
+      <w:pPr>
+        <w:pStyle w:val="TOC2"/>
+      </w:pPr>
+      <w:r>
+        <w:t>Title</w:t>
+      </w:r>
+      <w:r>
+        <w:tab/>
+      </w:r>
+      <w:r>
+        <w:t>3</w:t>
+      </w:r>
+    </w:p>
+    <w:p>
+      <w:pPr>
+        <w:pStyle w:val="TOC1"/>
+        <w:tabs>
+          <w:tab w:val="left" w:pos="720"/>
+          <w:tab w:val="right" w:leader="underscore" w:pos="9350"/>
+        </w:tabs>
+      </w:pPr>
+      <w:r>
+        <w:t>Title</w:t>
+      </w:r>
+      <w:r>
+        <w:tab/>
+      </w:r>
+      <w:r>
+        <w:t>3</w:t>
       </w:r>
     </w:p>
     <w:sectPr>
@@ -99,5 +131,16 @@
       <w:u w:val="single"/>
     </w:rPr>
   </w:style>
+  <w:style w:type="paragraph" w:styleId="TOC1">
+    <w:name w:val="toc 1"/>
+    <w:pPr>
+      <w:tabs>
+        <w:tab w:val="right" w:leader="dot" w:pos="9350"/>
+      </w:tabs>
+    </w:pPr>
+  </w:style>
+  <w:style w:type="paragraph" w:styleId="TOC2">
+    <w:name w:val="toc 2"/>
+  </w:style>
 </w:styles>
 </file>